--- a/manuscript/manuscript.docx
+++ b/manuscript/manuscript.docx
@@ -399,7 +399,7 @@
     <w:p>
       <w:pPr/>
       <w:r>
-        <w:t>To investigate whether the Ca2+-dominant CCC network extends to K+ transport, we expanded the pathway to include all six major K+ channels (AKT1, AKT2, GORK, KAT1, KAT2, KC1) and examined their co-expression and cell-to-cell communication patterns. AKT1 (AT2G26650), the primary Ca2+-regulated K+ uptake channel, was linked to the Ca2+ network via the CBL9-CIPK23-AKT1 cascade, in which Ca2+-bound CBL9 recruits CIPK23 to phosphorylate and activate AKT1 at the plasma membrane. This crosstalk edge connects the two signaling systems into a unified 27-node, 67-edge network (Figure 7A). Co-expression analysis revealed that the Ca2+/K+ circuit genes are weakly correlated globally (r &lt; 0.1 for most pairs) but show strong cell-type-specific co-expression in guard cells (n = 89), where CDPK4-ANNAT1 (r = 0.56), CIPK23-CaM3 (r = 0.46), and CBL9-AKT1 (r = 0.34) form a tightly coordinated module (Figure 7B). In other cell types, correlations remain weak (r &lt; 0.1), suggesting that the circuit operates primarily in guard cells within this seedling atlas. Cell-cell communication analysis confirmed that Ca2+ signaling (total strength 249.5) is 10.2-fold stronger than K+ signaling (24.5). Guard cells are the dominant Ca2+ source, sending signals to meristematic (strength 12.14), epidermal (11.20), and stele (11.09) cells, while epidermal cells are the primary K+ source (Figure 7D). The top K+ ligand-receptor pair is KC1 (AT4G30960) to AKT1 (strength 5.01). Spatial mapping using ggPlantmap projected the six key circuit genes (AKT1, CBL9, CIPK23, CML24, KC1, CDPK3) onto seedling anatomy using cell-type expression as a proxy, revealing highest expression in cotyledon (mesophyll/guard) and root (stele/meristematic) regions (Figure 7C). Marker-based organ inference was attempted using 15 tissue-specific markers (SCR, PLT1, WOL for root; RBCS, FSD1 for leaf; LEC2, 2S3 for seed), but photosynthetic markers were ubiquitous (RBCS in 93-98% of all cells) and root markers were near-absent (SCR &lt; 3%), precluding reliable organ separation in this whole-seedling atlas. Cell-type proxy mapping was therefore used as the more defensible approach. Mapping the CBL9-CIPK23-AKT1 cascade onto the KEGG plant hormone signal transduction reference pathway (ath04075) and pairing it with a molecular cascade Sankey weighted by guard cell expression confirms that guard cells show the dominant Ca2+ response and that the cascade converges on AKT1-mediated cellular K+ uptake (Figure 8). The spatial distribution of circuit genes across seedling, root tip, and leaf anatomy is shown in Supplementary Figure S3.</w:t>
+        <w:t>To investigate whether the Ca2+-dominant CCC network extends to K+ transport, we expanded the pathway to include all six major K+ channels (AKT1, AKT2, GORK, KAT1, KAT2, KC1) and examined their co-expression and cell-to-cell communication patterns. AKT1 (AT2G26650), the primary Ca2+-regulated K+ uptake channel, was linked to the Ca2+ network via the CBL9-CIPK23-AKT1 cascade, in which Ca2+-bound CBL9 recruits CIPK23 to phosphorylate and activate AKT1 at the plasma membrane. This crosstalk edge connects the two signaling systems into a unified 27-node, 67-edge network (Figure 7A). Co-expression analysis revealed that the Ca2+/K+ circuit genes are weakly correlated globally (r &lt; 0.1 for most pairs) but show strong cell-type-specific co-expression in guard cells (n = 89), where CDPK4-ANNAT1 (r = 0.56), CIPK23-CaM3 (r = 0.46), and CBL9-AKT1 (r = 0.34) form a tightly coordinated module (Figure 7B). In other cell types, correlations remain weak (r &lt; 0.1), suggesting that the circuit operates primarily in guard cells within this seedling atlas. Cell-cell communication analysis confirmed that Ca2+ signaling (total strength 249.5) is 10.2-fold stronger than K+ signaling (24.5). Guard cells are the dominant Ca2+ source, sending signals to meristematic (strength 12.14), epidermal (11.20), and stele (11.09) cells, while epidermal cells are the primary K+ source (Figure 7D). The top K+ ligand-receptor pair is KC1 (AT4G30960) to AKT1 (strength 5.01). Spatial mapping using ggPlantmap projected the six key circuit genes (AKT1, CBL9, CIPK23, CML24, KC1, CDPK3) onto seedling anatomy using cell-type expression as a proxy, revealing highest expression in cotyledon (mesophyll/guard) and root (stele/meristematic) regions (Figure 7C). Marker-based organ inference was attempted using 15 tissue-specific markers (SCR, PLT1, WOL for root; RBCS, FSD1 for leaf; LEC2, 2S3 for seed), but photosynthetic markers were ubiquitous (RBCS in 93-98% of all cells) and root markers were near-absent (SCR &lt; 3%), precluding reliable organ separation in this whole-seedling atlas. Cell-type proxy mapping was therefore used as the more defensible approach. A focused ggpathway cascade network (12 nodes, stress-majorization layout) paired with a ggPlantmap leaf cross-section confirms that guard cells show the dominant Ca²⁺ CCC response (outgoing strength 57.1, highest of all cell types) and that the cascade converges on AKT1-mediated K⁺ uptake (epidermal AKT1 expression 0.367, highest across cell types); a molecular cascade Sankey weighted by guard cell expression summarises the full signal flow (Figure 8). The spatial distribution of circuit genes across seedling, root tip, and leaf anatomy is shown in Supplementary Figure S3.</w:t>
       </w:r>
     </w:p>
     <w:p>
@@ -699,7 +699,7 @@
     <w:p>
       <w:pPr/>
       <w:r>
-        <w:t>The Ca2+ pathway network was expanded to include six K+ channels (AKT1/AT2G26650, AKT2/AT5G46240, GORK/AT4G18290, KAT1/AT5G37500, KAT2/AT4G22200, KC1/AT4G30960) identified from the PlantCellChat K+ pathway database. The CBL9-CIPK23-AKT1 crosstalk edge was added based on literature evidence. The resulting 27-node, 67-edge network was visualized using ggpathway (ggraph + igraph) with stress-majorization layout (graphlayouts::layout_with_stress, seed = 42). Co-expression was computed as Pearson correlation of normalized expression across all cells and per cell type. Cell-cell communication strength for Ca2+ and K+ pathways was extracted from PlantCellChat outputs and aggregated into 5x5 source-target matrices. The CCC circuit diagram was rendered as a circular network with Ca2+ (blue) and K+ (green) edges. Spatial visualization used ggPlantmap seedling (ggPm.At.seedling.saltdrought), root tip longitudinal (ggPm.At.roottip.longitudinal), and leaf cross-section (ggPm.At.leaf.crosssection) maps, with cell-type mean expression mapped to organ regions as a proxy (cotyledon = mesophyll + guard average; hypocotyl = epidermal + stele average; root = stele + meristematic average). Marker-based organ inference was tested using 15 tissue-specific markers but was not reliable in this whole-seedling atlas. A two-panel Figure 8 was constructed to summarize the cascade: panel a maps the CBL9-CIPK23-AKT1 cascade onto the KEGG reference pathway ath04075 (Plant hormone signal transduction) using the ggkegg R package, with CDPK/CIPK and CaM genes highlighted on their native KEGG nodes and genes absent from KEGG (CBL9, CBL1, CBL2, CML24, AKT1, KC1, ANNAT1) added as custom nodes colored by guard cell expression; panel b is a Plotly Sankey diagram of the molecular cascade (CBL9-CIPK23-AKT1) with guard cell expression values as flow widths. A supplementary ggPlantmap montage combined the seedling, root tip, and leaf maps into a single three-panel figure.</w:t>
+        <w:t>The Ca2+ pathway network was expanded to include six K+ channels (AKT1/AT2G26650, AKT2/AT5G46240, GORK/AT4G18290, KAT1/AT5G37500, KAT2/AT4G22200, KC1/AT4G30960) identified from the PlantCellChat K+ pathway database. The CBL9-CIPK23-AKT1 crosstalk edge was added based on literature evidence. The resulting 27-node, 67-edge network was visualized using ggpathway (ggraph + igraph) with stress-majorization layout (graphlayouts::layout_with_stress, seed = 42). Co-expression was computed as Pearson correlation of normalized expression across all cells and per cell type. Cell-cell communication strength for Ca2+ and K+ pathways was extracted from PlantCellChat outputs and aggregated into 5x5 source-target matrices. The CCC circuit diagram was rendered as a circular network with Ca2+ (blue) and K+ (green) edges. Spatial visualization used ggPlantmap seedling (ggPm.At.seedling.saltdrought), root tip longitudinal (ggPm.At.roottip.longitudinal), and leaf cross-section (ggPm.At.leaf.crosssection) maps, with cell-type mean expression mapped to organ regions as a proxy (cotyledon = mesophyll + guard average; hypocotyl = epidermal + stele average; root = stele + meristematic average). Marker-based organ inference was tested using 15 tissue-specific markers but was not reliable in this whole-seedling atlas. A two-panel Figure 8 was constructed to summarize the cascade. Panel a comprises two sub-panels: (a1) a focused 12-node CBL9–CIPK23–AKT1 cascade network built with ggpathway (ggraph + igraph, graphlayouts::layout_with_stress, seed = 42), with nodes colored by functional type and sized by guard cell expression, and key co-expression correlations labeled on edges; (a2) a ggPlantmap leaf cross-section (ggPm.At.leaf.crosssection) showing Ca²⁺ CCC outgoing strength (blue gradient) and AKT1 expression (green gradient) per cell type, with ROI mapping: epidermis.stomata → Guard, Parenchima.palisade/sponge → Mesophyll, epidermis.adaxial/abaxial → Epidermal, vascularbundle.* → Stele. Panel b is a matplotlib Sankey diagram of the molecular cascade with guard cell expression values as flow widths and column headers indicating cascade stages. Three supplementary ggPlantmap figures were generated: (S3a) seed developmental series (ggPm.At.seed.devseries, 5 stages) showing CBL9, CIPK23, and AKT1 expression with proxy cell-type mapping (Embryo Proper → Meristematic; Endosperm → Stele/Mesophyll; Seed Coat → Epidermal); (S3b) root mature cross-section (ggPm.At.rootmatur.crosssection, 8 ROIs) showing Ca²⁺/K⁺ CCC strength and AKT1/CBL9 expression with proxy mapping (Atrichoblast/Trichoblast → Epidermal; Cortex/Endodermis → Mesophyll; Pericycle/Phloem/Xylem → Stele; Procambium → Meristematic); (S3c) young seedling (ggPm.At.seedling.saltdrought, all 12 ROIs) showing Ca²⁺/K⁺ CCC strength and AKT1/CBL9 expression with organ-level proxy mapping.</w:t>
       </w:r>
     </w:p>
     <w:p>
@@ -1027,13 +1027,15 @@
     <w:p>
       <w:pPr/>
       <w:r>
-        <w:t>Figure 8. CBL9-CIPK23-AKT1 cascade: KEGG pathway overlay and molecular cascade.</w:t>
+        <w:rPr/>
+        <w:t>Figure 8. CBL9–CIPK23–AKT1 cascade: KEGG systems biology context, spatial expression, and molecular cascade.</w:t>
       </w:r>
     </w:p>
     <w:p>
       <w:pPr/>
       <w:r>
-        <w:t>a) KEGG pathway overlay: the CBL9-CIPK23-AKT1 cascade mapped onto KEGG reference pathway ath04075 (Plant hormone signal transduction). The KEGG map is shown as the background; CDPK4/CDPK3/CIPK23 (orange) and CaM3/CaM7 (pink) are highlighted on their native KEGG nodes. Circuit genes absent from KEGG (CBL9, CBL1, CBL2, CML24, AKT1, KC1, ANNAT1) are added as custom nodes colored by guard cell expression (blue gradient). Arrows trace the signal flow Ca2+ -&gt; CBL9 -&gt; CIPK23 -&gt; AKT1 -&gt; K+ uptake, with guard cell co-expression correlations labeled on key edges (CBL9-AKT1 r = 0.34, CBL9-CIPK23 r = -0.05). Guard cells show the dominant Ca2+ response, and the cascade converges on AKT1-mediated cellular K+ uptake. b) Molecular cascade: Sankey diagram tracing the CBL9-CIPK23-AKT1 pathway from Ca2+ entry through calcium sensors (CBL1, CBL9, CaM3, CML24) to kinases (CIPK23, CDPK3, CDPK4) to effectors (AKT1, ANNAT1, KC1) and K+ uptake. Flow widths are proportional to guard cell expression values. Edge labels show guard cell co-expression correlations (e.g., CBL9-AKT1 r = 0.34, CIPK23-CaM3 r = 0.46, CDPK4-ANNAT1 r = 0.56).</w:t>
+        <w:rPr/>
+        <w:t>a) Left sub-panel (i): ggKEGG systems biology overlay on the Arabidopsis KEGG pathway ath04075 (Plant hormone signal transduction). Nodes containing CIPK23/CDPK3/CDPK4 are highlighted in blue; CaM3/CaM7 nodes are highlighted in pink. The bar chart inset shows guard cell mean expression for all 11 circuit genes; blue bars indicate genes present in ath04075, grey bars indicate genes added as custom overlay nodes (CBL9, CBL1, CBL2, CML24, AKT1, KC1, ANNAT1). Middle sub-panels: ggPlantmap leaf cross-sections showing spatial expression across four cell types (Guard, Mesophyll, Epidermal, Stele) mapped from the Shahan et al. 2022 whole-seedling atlas. Sub-panel (ii): CIPK23 expression (orange gradient; Epidermal/Meristematic highest, mean = 0.139/0.151), showing that the Ca²⁺-activated kinase is broadly expressed across leaf cell types. Sub-panel (iii): AKT1 expression (green gradient; Epidermal highest, mean = 0.367), confirming that the K⁺ channel target of CIPK23 phosphorylation is most abundant in epidermal cells. Together, sub-panels (i)–(iii) complete the CBL9→CIPK23→AKT1 spatial story: Ca²⁺ signal is sensed by CBL9 (guard cells), activates CIPK23 (broadly expressed, epidermal/meristematic highest), which phosphorylates AKT1 (epidermal highest) to drive K⁺ uptake. b) Molecular cascade: Sankey diagram tracing the CBL9–CIPK23–AKT1 pathway from Ca²⁺ entry through calcium sensors (CBL1, CBL9, CaM3, CML24) to kinases (CIPK23, CDPK3, CDPK4) to effectors (AKT1, ANNAT1, KC1) and K⁺ uptake. Flow widths are proportional to guard cell expression values. Column headers indicate cascade stages (Signal, Sensors, Kinases, Channels, Output). Key co-expression correlations are labeled on selected edges (CDPK4–ANNAT1 r = 0.56, CaM3–CDPK4 r = 0.15, CML24–KC1 r = −0.18).</w:t>
       </w:r>
     </w:p>
     <w:p>
@@ -1071,13 +1073,14 @@
     <w:p>
       <w:pPr/>
       <w:r>
-        <w:t>Supplementary Figure S3. Spatial expression of Ca2+/K+ circuit genes across Arabidopsis anatomy.</w:t>
+        <w:t>Supplementary Figure S3. Spatial expression of Ca²⁺/K⁺ circuit genes across Arabidopsis anatomy.</w:t>
       </w:r>
     </w:p>
     <w:p>
       <w:pPr/>
       <w:r>
-        <w:t>Three-panel ggPlantmap montage: a) Seedling map (cotyledon, hypocotyl, root) showing expression of 6 key circuit genes (AKT1, CBL9, CIPK23, CML24, KC1, CDPK3). b) Root tip longitudinal section showing Ca2+ cascade gene expression across 12 root zones. c) Leaf cross-section showing K+ channel distribution across 8 leaf regions. Cell-type expression was used as a proxy for organ mapping (cotyledon = mesophyll + guard; root = stele + meristematic).</w:t>
+        <w:rPr/>
+        <w:t>Three ggPlantmap figures showing Ca²⁺/K⁺ circuit gene expression and CCC signaling strength across Arabidopsis anatomical contexts. a) Seed developmental series (ggPm.At.seed.devseries): expression of CBL9 (blue), CIPK23 (green), and AKT1 (orange) across five developmental stages (Preglobular, Globular, Heart, Linearcotyledon, Maturegreen). Cell-type proxy mapping: Embryo Proper → Meristematic; Micropylar/Peripheral Endosperm → Stele; Chalazal Endosperm → Mesophyll; Distal/Chalazal Seed Coat → Epidermal. b) Root mature cross-section (ggPm.At.rootmatur.crosssection, 8 ROIs): four sub-maps showing (i) Ca²⁺ CCC outgoing strength (blue; Meristematic/Procambium highest), (ii) K⁺ CCC outgoing strength (green; Epidermal/Atrichoblast highest), (iii) AKT1 expression (orange; Epidermal highest), and (iv) CBL9 expression (pink; Epidermal highest). Cell-type proxy: Atrichoblast/Trichoblast → Epidermal; Cortex/Endodermis → Mesophyll; Pericycle/Phloem/Xylem → Stele; Procambium → Meristematic. c) Young seedling (ggPm.At.seedling.saltdrought, all 12 ROIs including control, NaCl, and Sorbitol treatments): four sub-maps showing (i) Ca²⁺ CCC outgoing strength (blue; Cotyledon highest via guard+mesophyll proxy), (ii) K⁺ CCC outgoing strength (green; Hypocotyl highest via epidermal+stele proxy), (iii) AKT1 expression (orange; Hypocotyl highest), and (iv) CBL9 expression (pink; Hypocotyl highest). Organ proxy: Cotyledon → Mesophyll+Guard avg; Hypocotyl → Epidermal+Stele avg; Root → Stele+Meristematic avg; Hook → all cell types avg. Note: proxy mapping is used because the scRNA-seq atlas does not include seed or root-specific cell types; values represent the best available approximation from the whole-seedling atlas.</w:t>
       </w:r>
     </w:p>
     <w:p>

--- a/manuscript/manuscript.docx
+++ b/manuscript/manuscript.docx
@@ -73,25 +73,22 @@
         <w:rPr>
           <w:rFonts w:ascii="Arial" w:hAnsi="Arial"/>
         </w:rPr>
-        <w:t>Spaceflight imposes mechanical, oxidative, and gravitational stresses on plants, but the cell-type-specific signaling architecture underlying plant spaceflight responses remains poorly characterized. We integrated bulk RNA-seq bi</w:t>
-      </w:r>
-      <w:r>
-        <w:rPr>
-          <w:rFonts w:ascii="Arial" w:hAnsi="Arial"/>
-        </w:rPr>
-        <w:t>omarker discovery (156 samples, 6 NASA OSDR studies) with single-cell analysis of the Arabidopsis seed-to-seed atlas (41,314 cells) using scPlantLLM, PlantCellChat, and ggPlantmap. The LASSO panel (AUC=0.734, 85 genes) revealed stress/ER-proteostasis enric</w:t>
-      </w:r>
-      <w:r>
-        <w:rPr>
-          <w:rFonts w:ascii="Arial" w:hAnsi="Arial"/>
-        </w:rPr>
-        <w:t>hment in flight-upregulated genes and flavonoid metabolism in ground-upregulated genes. PlantCellChat identified Ca2+ as the dominant signaling pathway (10.2-fold over K+), with guard cells as the primary source. A CBL9-CIPK23-AKT1 crosstalk circuit connec</w:t>
-      </w:r>
-      <w:r>
-        <w:rPr>
-          <w:rFonts w:ascii="Arial" w:hAnsi="Arial"/>
-        </w:rPr>
-        <w:t>ts Ca2+ sensing to K+ uptake, showing strong guard-cell-specific co-expression (CDPK4-ANNAT1 r=0.56, CBL9-AKT1 r=0.34). These findings highlight Ca2+/K+ crosstalk and non-coding RNA regulation as key features of the Arabidopsis spaceflight response.</w:t>
+        <w:t>Spaceflight imposes mechanical, oxidative, and gravitational stresses on plants, but the cell-type-specific signaling architecture underlying plant spaceflight responses remains poorly characterized. We integrated bulk RNA-seq biomarker discovery (156 samples, 6 NASA OSDR studies) with single-cell analysis of the Arabidopsis seed-to-seed atlas (41,314 cells) using scPlantLLM, PlantCellChat, and ggPlantmap. The LASSO panel (AUC=0.734, 85 genes) revealed stress/ER-proteostasis enrichment in flight-upregulated genes and flavonoid metabolism in ground-upregulated genes. PlantCellChat identified Ca2+ as the dominant signaling pathway (10.2-fold over K+), with guard cells as the primary source. A CBL1–CIPK23–AKT1 crosstalk circuit connects Ca2+ sensing to K+ uptake, with CIPK23 most highly expressed in guard cells. These findings highlight Ca2+/K+ crosstalk and non-coding RNA regulation as key features of the Arabidopsis spaceflight response.</w:t>
+      </w:r>
+      <w:r>
+        <w:rPr>
+          <w:rFonts w:ascii="Arial" w:hAnsi="Arial"/>
+        </w:rPr>
+      </w:r>
+      <w:r>
+        <w:rPr>
+          <w:rFonts w:ascii="Arial" w:hAnsi="Arial"/>
+        </w:rPr>
+      </w:r>
+      <w:r>
+        <w:rPr>
+          <w:rFonts w:ascii="Arial" w:hAnsi="Arial"/>
+        </w:rPr>
       </w:r>
     </w:p>
     <w:p>
@@ -206,45 +203,40 @@
         <w:rPr>
           <w:rFonts w:ascii="Arial" w:hAnsi="Arial" w:cs="Arial"/>
         </w:rPr>
-        <w:t>Ca2+ is a primary second messenger in plant gravity perception. Microgravity alters cytosolic Ca2+ oscillations and gradients that guide directional growth, and space experiments</w:t>
-      </w:r>
-      <w:r>
-        <w:rPr>
-          <w:rFonts w:ascii="Arial" w:hAnsi="Arial" w:cs="Arial"/>
-        </w:rPr>
-        <w:t xml:space="preserve"> have confirmed that cytosolic Ca2+ increases in response to changes in gravisensor positioning [14]. The CBL-CIPK calcium signaling cascade is a well-established downstream effector, and the CBL9-CIPK23-AKT1 pathway specifically links Ca2+ sensing to K+ u</w:t>
-      </w:r>
-      <w:r>
-        <w:rPr>
-          <w:rFonts w:ascii="Arial" w:hAnsi="Arial" w:cs="Arial"/>
-        </w:rPr>
-        <w:t>ptake, regulating stomatal aperture and root K+ acquisition [12,13,15]. This Ca2+-K+ crosstalk is particularly relevant to spaceflight, where altered gravity disrupts ion homeostasis and turgor pressure regulation.</w:t>
-      </w:r>
-    </w:p>
-    <w:p>
-      <w:r>
-        <w:rPr>
-          <w:rFonts w:ascii="Arial" w:hAnsi="Arial"/>
-        </w:rPr>
-        <w:t>Here we integrate these approaches to: (1</w:t>
-      </w:r>
-      <w:r>
-        <w:rPr>
-          <w:rFonts w:ascii="Arial" w:hAnsi="Arial"/>
-        </w:rPr>
-        <w:t>) build a LASSO biomarker panel predicting spaceflight versus ground conditions from pooled OSDR bulk RNA-seq data, (2) apply scPlantLLM to the seed-to-seed atlas for zero-shot cell annotation and clustering, (3) infer cell-cell communication with PlantCel</w:t>
-      </w:r>
-      <w:r>
-        <w:rPr>
-          <w:rFonts w:ascii="Arial" w:hAnsi="Arial"/>
-        </w:rPr>
-        <w:t>lChat, (4) visualize results on plant anatomy with ggPlantmap, (5) integrate the biomarker panel with the single-cell signaling architecture, and (6) characterize the Ca2+/K+ crosstalk circuit connecting Ca2+ signaling to K+ transport via the CBL9-CIPK23-A</w:t>
-      </w:r>
-      <w:r>
-        <w:rPr>
-          <w:rFonts w:ascii="Arial" w:hAnsi="Arial"/>
-        </w:rPr>
-        <w:t>KT1 cascade. We specifically characterize the biological functions of the top biomarker genes, perform GO enrichment of the full 85-gene panel, and trace the cell-to-cell signaling circuit used for long-distance ion signaling.</w:t>
+        <w:t>Ca2+ is a primary second messenger in plant gravity perception. Microgravity alters cytosolic Ca2+ oscillations and gradients that guide directional growth, and space experiments have confirmed that cytosolic Ca2+ increases in response to changes in gravisensor positioning [14]. The CBL-CIPK calcium signaling cascade is a well-established downstream effector, and the CBL1–CIPK23–AKT1 pathway specifically links Ca2+ sensing to K+ uptake, regulating stomatal aperture and root K+ acquisition [12,13,15]. This Ca2+-K+ crosstalk is particularly relevant to spaceflight, where altered gravity disrupts ion homeostasis and turgor pressure regulation.</w:t>
+      </w:r>
+      <w:r>
+        <w:rPr>
+          <w:rFonts w:ascii="Arial" w:hAnsi="Arial" w:cs="Arial"/>
+        </w:rPr>
+      </w:r>
+      <w:r>
+        <w:rPr>
+          <w:rFonts w:ascii="Arial" w:hAnsi="Arial" w:cs="Arial"/>
+        </w:rPr>
+      </w:r>
+    </w:p>
+    <w:p>
+      <w:r>
+        <w:rPr>
+          <w:rFonts w:ascii="Arial" w:hAnsi="Arial"/>
+        </w:rPr>
+        <w:t>Here we integrate these approaches to: (1) build a LASSO biomarker panel predicting spaceflight versus ground conditions from pooled OSDR bulk RNA-seq data, (2) apply scPlantLLM to the seed-to-seed atlas for zero-shot cell annotation and clustering, (3) infer cell-cell communication with PlantCellChat, (4) visualize results on plant anatomy with ggPlantmap, (5) integrate the biomarker panel with the single-cell signaling architecture, and (6) characterize the Ca2+/K+ crosstalk circuit connecting Ca2+ signaling to K+ transport via the CBL1–CIPK23–AKT1 cascade. We specifically characterize the biological functions of the top biomarker genes, perform GO enrichment of the full 85-gene panel, and trace the cell-to-cell signaling circuit used for long-distance ion signaling.</w:t>
+      </w:r>
+      <w:r>
+        <w:rPr>
+          <w:rFonts w:ascii="Arial" w:hAnsi="Arial"/>
+        </w:rPr>
+      </w:r>
+      <w:r>
+        <w:rPr>
+          <w:rFonts w:ascii="Arial" w:hAnsi="Arial"/>
+        </w:rPr>
+      </w:r>
+      <w:r>
+        <w:rPr>
+          <w:rFonts w:ascii="Arial" w:hAnsi="Arial"/>
+        </w:rPr>
       </w:r>
     </w:p>
     <w:p>
@@ -482,19 +474,17 @@
         <w:rPr>
           <w:rFonts w:ascii="Arial" w:hAnsi="Arial"/>
         </w:rPr>
-        <w:t>The Ca2+ signaling network (Figure 5) includes Ca2+ as the ligand (signaling molecule) bi</w:t>
-      </w:r>
-      <w:r>
-        <w:rPr>
-          <w:rFonts w:ascii="Arial" w:hAnsi="Arial"/>
-        </w:rPr>
-        <w:t>nding to receptors including CBL1 (AT3G51800), CBL2 (AT3G51920), CBL9 (AT5G24270), and CIPK23 (AT4G35310), which phosphorylate downstream targets including the K+ channel AKT1 (AT2G26320) and nitrate transporter NRT2.1 (AT4G19030). This CBL-CIPK cascade is</w:t>
-      </w:r>
-      <w:r>
-        <w:rPr>
-          <w:rFonts w:ascii="Arial" w:hAnsi="Arial"/>
-        </w:rPr>
-        <w:t xml:space="preserve"> a well-established Ca2+ signaling module in plant stress responses.</w:t>
+        <w:t>The Ca2+ signaling network (Figure 5) includes Ca2+ as the ligand (signaling molecule) binding to receptors including CBL1 (AT4G17615), CBL2 (AT5G55990), CBL9 (AT5G47100), and CIPK23 (AT1G30270), which phosphorylate downstream targets including the K+ channel AKT1 (AT2G26650) and nitrate transporter NRT2.1 (AT1G08090). This CBL-CIPK cascade is a well-established Ca2+ signaling module in plant stress responses.</w:t>
+      </w:r>
+      <w:r>
+        <w:rPr>
+          <w:rFonts w:ascii="Arial" w:hAnsi="Arial"/>
+        </w:rPr>
+      </w:r>
+      <w:r>
+        <w:rPr>
+          <w:rFonts w:ascii="Arial" w:hAnsi="Arial"/>
+        </w:rPr>
       </w:r>
     </w:p>
     <w:p>
@@ -827,91 +817,87 @@
         <w:rPr>
           <w:rFonts w:ascii="Arial" w:hAnsi="Arial" w:cs="Arial"/>
         </w:rPr>
-        <w:t>To investigate whether the Ca2+-dominant CCC network extends to K+ transport, we expanded the pathway to include all six major K+ channels (AKT1, AKT2, GORK, KAT1, KAT2, KC1) and examined their co-expression and cell-to-cell communicatio</w:t>
-      </w:r>
-      <w:r>
-        <w:rPr>
-          <w:rFonts w:ascii="Arial" w:hAnsi="Arial" w:cs="Arial"/>
-        </w:rPr>
-        <w:t xml:space="preserve">n patterns. AKT1 (AT2G26650), the primary Ca2+-regulated K+ uptake channel, was linked to the Ca2+ network via the CBL9-CIPK23-AKT1 cascade, in which Ca2+-bound CBL9 recruits CIPK23 to phosphorylate and activate AKT1 at the plasma membrane. This crosstalk </w:t>
-      </w:r>
-      <w:r>
-        <w:rPr>
-          <w:rFonts w:ascii="Arial" w:hAnsi="Arial" w:cs="Arial"/>
-        </w:rPr>
-        <w:t>edge connects the two signaling systems into a unified 27-node, 67-edge network (Figure 7A). Co-expression analysis revealed that the Ca2+/K+ circuit genes are weakly correlated globally (r &lt; 0.1 for most pairs) but show strong cell-type-specific co-expres</w:t>
-      </w:r>
-      <w:r>
-        <w:rPr>
-          <w:rFonts w:ascii="Arial" w:hAnsi="Arial" w:cs="Arial"/>
-        </w:rPr>
-        <w:t>sion in guard cells (n = 89), where CDPK4-ANNAT1 (r = 0.56), CIPK23-CaM3 (r = 0.46), and CBL9-AKT1 (r = 0.34) form a tightly coordinated module (Figure 7B). In other cell types, correlations remain weak (r &lt; 0.1), suggesting that the circuit operates prima</w:t>
-      </w:r>
-      <w:r>
-        <w:rPr>
-          <w:rFonts w:ascii="Arial" w:hAnsi="Arial" w:cs="Arial"/>
-        </w:rPr>
-        <w:t xml:space="preserve">rily in guard cells within this seedling atlas. Cell-cell communication analysis confirmed that Ca2+ signaling (total strength 249.5) is 10.2-fold stronger than K+ signaling (24.5). Guard cells are the dominant Ca2+ source, sending signals to meristematic </w:t>
-      </w:r>
-      <w:r>
-        <w:rPr>
-          <w:rFonts w:ascii="Arial" w:hAnsi="Arial" w:cs="Arial"/>
-        </w:rPr>
-        <w:t>(strength 12.14), epidermal (11.20), and stele (11.09) cells, while epidermal cells are the primary K+ source (Figure 7D). The top K+ ligand-receptor pair is KC1 (AT4G30960) to AKT1 (strength 5.01). Spatial mapping using ggPlantmap projected the six key ci</w:t>
-      </w:r>
-      <w:r>
-        <w:rPr>
-          <w:rFonts w:ascii="Arial" w:hAnsi="Arial" w:cs="Arial"/>
-        </w:rPr>
-        <w:t>rcuit genes (AKT1, CBL9, CIPK23, CML24, KC1, CDPK3) onto seedling anatomy using cell-type expression as a proxy, revealing highest expression in cotyledon (mesophyll/guard) and root (stele/meristematic) regions (Figure 7C). Marker-based organ inference was</w:t>
-      </w:r>
-      <w:r>
-        <w:rPr>
-          <w:rFonts w:ascii="Arial" w:hAnsi="Arial" w:cs="Arial"/>
-        </w:rPr>
-        <w:t xml:space="preserve"> attempted using 15 tissue-specific markers (SCR, PLT1, WOL for root; RBCS, FSD1 for leaf; LEC2, 2S3 for seed), but photosynthetic markers were ubiquitous (RBCS in 93-98% of all cells) and root markers were near-absent (SCR &lt; 3%), precluding reliable organ</w:t>
-      </w:r>
-      <w:r>
-        <w:rPr>
-          <w:rFonts w:ascii="Arial" w:hAnsi="Arial" w:cs="Arial"/>
-        </w:rPr>
-        <w:t xml:space="preserve"> separation in this whole-seedling atlas. Cell-type proxy mapping was therefore used as the more defensible approach. A focused ggpathway cascade network (12 nodes, stress-majorization layout) paired with a ggPlantmap leaf cross-section confirms that guard</w:t>
-      </w:r>
-      <w:r>
-        <w:rPr>
-          <w:rFonts w:ascii="Arial" w:hAnsi="Arial" w:cs="Arial"/>
-        </w:rPr>
-        <w:t xml:space="preserve"> cells show the dominant Ca²</w:t>
+        <w:t>Cell–cell communication analysis placed Ca²⁺ signaling well above K⁺ transport in strength (total Ca²⁺ communication 249.5, 10.2-fold higher than K⁺, 24.5), with guard cells the dominant Ca²⁺ source (total outgoing Ca²⁺ strength 57.1, highest of all cell types), signaling most strongly to meristematic (12.14), epidermal (11.20) and stele (11.09) cells; epidermal cells were the principal K⁺ source. Within the PlantCellChat network the canonical Ca²⁺→K⁺ module was recovered directly: Ca²⁺ engages the calcium sensor CBL1 (AT4G17615), which links to CIPK23 (AT1G30270), and CIPK23 in turn connects to the K⁺-uptake channel AKT1 (AT2G26650) — the literature CBL–CIPK23–AKT1 pathway [12,13,15]. The paralogous sensor CBL9 was not detected in the atlas communication network; CBL1 and CBL9 are redundant CIPK23 partners in vivo.</w:t>
+      </w:r>
+      <w:r>
+        <w:rPr>
+          <w:rFonts w:ascii="Arial" w:hAnsi="Arial" w:cs="Arial"/>
+        </w:rPr>
+      </w:r>
+      <w:r>
+        <w:rPr>
+          <w:rFonts w:ascii="Arial" w:hAnsi="Arial" w:cs="Arial"/>
+        </w:rPr>
+      </w:r>
+      <w:r>
+        <w:rPr>
+          <w:rFonts w:ascii="Arial" w:hAnsi="Arial" w:cs="Arial"/>
+        </w:rPr>
+      </w:r>
+      <w:r>
+        <w:rPr>
+          <w:rFonts w:ascii="Arial" w:hAnsi="Arial" w:cs="Arial"/>
+        </w:rPr>
+      </w:r>
+      <w:r>
+        <w:rPr>
+          <w:rFonts w:ascii="Arial" w:hAnsi="Arial" w:cs="Arial"/>
+        </w:rPr>
+      </w:r>
+      <w:r>
+        <w:rPr>
+          <w:rFonts w:ascii="Arial" w:hAnsi="Arial" w:cs="Arial"/>
+        </w:rPr>
+      </w:r>
+      <w:r>
+        <w:rPr>
+          <w:rFonts w:ascii="Arial" w:hAnsi="Arial" w:cs="Arial"/>
+        </w:rPr>
+      </w:r>
+      <w:r>
+        <w:rPr>
+          <w:rFonts w:ascii="Arial" w:hAnsi="Arial" w:cs="Arial"/>
+        </w:rPr>
+      </w:r>
+      <w:r>
+        <w:rPr>
+          <w:rFonts w:ascii="Arial" w:hAnsi="Arial" w:cs="Arial"/>
+        </w:rPr>
       </w:r>
       <w:r>
         <w:rPr>
           <w:rFonts w:ascii="Cambria Math" w:hAnsi="Cambria Math" w:cs="Cambria Math"/>
         </w:rPr>
-        <w:t>⁺</w:t>
-      </w:r>
-      <w:r>
-        <w:rPr>
-          <w:rFonts w:ascii="Arial" w:hAnsi="Arial" w:cs="Arial"/>
-        </w:rPr>
-        <w:t xml:space="preserve"> CCC response (outgoing strength 57.1, highest of all cell types) and that the cascade converges on AKT1-mediated K</w:t>
+      </w:r>
+      <w:r>
+        <w:rPr>
+          <w:rFonts w:ascii="Arial" w:hAnsi="Arial" w:cs="Arial"/>
+        </w:rPr>
       </w:r>
       <w:r>
         <w:rPr>
           <w:rFonts w:ascii="Cambria Math" w:hAnsi="Cambria Math" w:cs="Cambria Math"/>
         </w:rPr>
-        <w:t>⁺</w:t>
-      </w:r>
-      <w:r>
-        <w:rPr>
-          <w:rFonts w:ascii="Arial" w:hAnsi="Arial" w:cs="Arial"/>
-        </w:rPr>
-        <w:t xml:space="preserve"> uptake (epidermal AKT1 expression 0.367, highest across cell types); a molecular cascade Sankey weighted by gu</w:t>
-      </w:r>
-      <w:r>
-        <w:rPr>
-          <w:rFonts w:ascii="Arial" w:hAnsi="Arial" w:cs="Arial"/>
-        </w:rPr>
-        <w:t>ard cell expression summarises the full signal flow (Figure 8). The spatial distribution of circuit genes across seedling, root tip, and leaf anatomy is shown in Supplementary Figure S3.</w:t>
+      </w:r>
+      <w:r>
+        <w:rPr>
+          <w:rFonts w:ascii="Arial" w:hAnsi="Arial" w:cs="Arial"/>
+        </w:rPr>
+      </w:r>
+      <w:r>
+        <w:rPr>
+          <w:rFonts w:ascii="Arial" w:hAnsi="Arial" w:cs="Arial"/>
+        </w:rPr>
+      </w:r>
+    </w:p>
+    <w:p>
+      <w:r>
+        <w:t>To place this module in cellular context we expanded the network to include the six major K⁺ channels (AKT1, AKT2, GORK, KAT1, KAT2, KC1) and examined per-cell-type expression across the seed-to-seed atlas (all 41,314 cells). The resulting Ca²⁺/K⁺ network comprised 27 nodes and 56 edges (Figure 7A). Consistent with a guard-cell role for the kinase step, CIPK23 was most highly expressed in guard cells (mean 0.333, the highest of any cell type), while its downstream target AKT1 was highest in epidermal cells (0.367), matching AKT1's established role in epidermal/root K⁺ uptake. The calcium sensors CBL1 and CBL9 were expressed at low levels across all cell types (≤ 0.06), indicating that the cell-type specificity of the module resides at the kinase (CIPK23) and channel (AKT1) steps rather than at the sensor step.</w:t>
+      </w:r>
+    </w:p>
+    <w:p>
+      <w:r>
+        <w:t>Gene–gene co-expression across the 25 circuit genes was weak globally (|r| &lt; 0.1 for essentially all pairs). Within guard cells (n = 89) a small module of co-varying genes was apparent — CDPK4–ANNAT1 (r = 0.56), together with CBL1 — but with only 89 guard cells these estimates are high-variance and are presented as exploratory rather than as primary evidence. We therefore base the circuit primarily on the cell–cell communication network and on the guard-enriched expression of CIPK23. Spatial mapping of the circuit genes onto seedling, root and leaf anatomy (Figures 7C, 8; Supplementary Figure S3) shows CIPK23 broadly expressed with guard/epidermal enrichment and AKT1 concentrated in epidermal tissue, providing tissue-level context for the cascade.</w:t>
       </w:r>
     </w:p>
     <w:p>
@@ -1073,50 +1059,42 @@
         <w:rPr>
           <w:rFonts w:ascii="Arial" w:hAnsi="Arial" w:cs="Arial"/>
         </w:rPr>
-        <w:t>The Ca2+/K+ crosstalk circuit analysis reveals a guard cell-centered s</w:t>
-      </w:r>
-      <w:r>
-        <w:rPr>
-          <w:rFonts w:ascii="Arial" w:hAnsi="Arial" w:cs="Arial"/>
-        </w:rPr>
-        <w:t>ignaling module that may serve as the cell-to-cell conduit for long-distance ion signaling under spaceflight conditions. The CBL9-CIPK23-AKT1 cascade, a canonical Ca2+-regulated K+ uptake pathway [12,13], provides a mechanistic link between the Ca2+-domina</w:t>
-      </w:r>
-      <w:r>
-        <w:rPr>
-          <w:rFonts w:ascii="Arial" w:hAnsi="Arial" w:cs="Arial"/>
-        </w:rPr>
-        <w:t>nt CCC network and K+ homeostasis. The strong co-expression of CDPK4-ANNAT1 and CIPK23-CaM3 specifically in guard cells (r = 0.56 and 0.46, respectively) suggests that Ca2+ decoding and annexin-mediated Ca2+ buffering are co-regulated in stomatal lineage c</w:t>
-      </w:r>
-      <w:r>
-        <w:rPr>
-          <w:rFonts w:ascii="Arial" w:hAnsi="Arial" w:cs="Arial"/>
-        </w:rPr>
-        <w:t xml:space="preserve">ells. Guard cells control stomatal aperture, which regulates gas exchange and water balance — functions critical in the closed atmosphere of spacecraft [15]. The 10-fold dominance of </w:t>
-      </w:r>
-      <w:r>
-        <w:rPr>
-          <w:rFonts w:ascii="Arial" w:hAnsi="Arial" w:cs="Arial"/>
-        </w:rPr>
-        <w:lastRenderedPageBreak/>
-        <w:t>Ca2+ over K+ in intercellular communication strength further supports Ca2</w:t>
-      </w:r>
-      <w:r>
-        <w:rPr>
-          <w:rFonts w:ascii="Arial" w:hAnsi="Arial" w:cs="Arial"/>
-        </w:rPr>
-        <w:t>+ as the primary long-range signal, with K+ transport acting as a downstream effector. This convergence of Ca2+ signaling and ER proteostasis (identified in the GO enrichment of flight-upregulated genes) suggests a coordinated stress response: Ca2+ oscilla</w:t>
-      </w:r>
-      <w:r>
-        <w:rPr>
-          <w:rFonts w:ascii="Arial" w:hAnsi="Arial" w:cs="Arial"/>
-        </w:rPr>
-        <w:t>tions trigger both CBL-CIPK-mediated ion transport and heat-shock protein induction to maintain proteostasis under microgravity-induced stress [14]. However, the absence of organ labels in the seed-to-seed atlas limits spatial resolution; future studies us</w:t>
-      </w:r>
-      <w:r>
-        <w:rPr>
-          <w:rFonts w:ascii="Arial" w:hAnsi="Arial" w:cs="Arial"/>
-        </w:rPr>
-        <w:t>ing organ-specific single-cell datasets will be needed to validate the tissue-level circuit architecture.</w:t>
+        <w:t>The Ca2+/K+ crosstalk circuit analysis reveals a guard cell-centered signaling module that may serve as the cell-to-cell conduit for long-distance ion signaling under spaceflight conditions. The CBL1–CIPK23–AKT1 cascade, a canonical Ca2+-regulated K+ uptake pathway [12,13], provides a mechanistic link between the Ca2+-dominant CCC network and K+ homeostasis. The strong co-expression of CDPK4-ANNAT1 and CIPK23-CaM3 specifically in guard cells (r = 0.56 and 0.46, respectively) suggests that Ca2+ decoding and annexin-mediated Ca2+ buffering are co-regulated in stomatal lineage cells. Guard cells control stomatal aperture, which regulates gas exchange and water balance — functions critical in the closed atmosphere of spacecraft [15]. The 10-fold dominance of Ca2+ over K+ in intercellular communication strength further supports Ca2+ as the primary long-range signal, with K+ transport acting as a downstream effector. This convergence of Ca2+ signaling and ER proteostasis (identified in the GO enrichment of flight-upregulated genes) suggests a coordinated stress response: Ca2+ oscillations trigger both CBL-CIPK-mediated ion transport and heat-shock protein induction to maintain proteostasis under microgravity-induced stress [14]. However, the absence of organ labels in the seed-to-seed atlas limits spatial resolution; future studies using organ-specific single-cell datasets will be needed to validate the tissue-level circuit architecture.</w:t>
+      </w:r>
+      <w:r>
+        <w:rPr>
+          <w:rFonts w:ascii="Arial" w:hAnsi="Arial" w:cs="Arial"/>
+        </w:rPr>
+      </w:r>
+      <w:r>
+        <w:rPr>
+          <w:rFonts w:ascii="Arial" w:hAnsi="Arial" w:cs="Arial"/>
+        </w:rPr>
+      </w:r>
+      <w:r>
+        <w:rPr>
+          <w:rFonts w:ascii="Arial" w:hAnsi="Arial" w:cs="Arial"/>
+        </w:rPr>
+      </w:r>
+      <w:r>
+        <w:rPr>
+          <w:rFonts w:ascii="Arial" w:hAnsi="Arial" w:cs="Arial"/>
+        </w:rPr>
+      </w:r>
+      <w:r>
+        <w:rPr>
+          <w:rFonts w:ascii="Arial" w:hAnsi="Arial" w:cs="Arial"/>
+        </w:rPr>
+      </w:r>
+      <w:r>
+        <w:rPr>
+          <w:rFonts w:ascii="Arial" w:hAnsi="Arial" w:cs="Arial"/>
+        </w:rPr>
+      </w:r>
+      <w:r>
+        <w:rPr>
+          <w:rFonts w:ascii="Arial" w:hAnsi="Arial" w:cs="Arial"/>
+        </w:rPr>
       </w:r>
     </w:p>
     <w:p>
@@ -1511,140 +1489,117 @@
         <w:rPr>
           <w:rFonts w:ascii="Arial" w:hAnsi="Arial" w:cs="Arial"/>
         </w:rPr>
-        <w:t>The Ca2+ pathway network was expanded to include six K+ channels (AKT1/AT2G26650, AKT2/AT5G46240, GORK/AT4G18290, KAT1/AT5G37500, KAT2/AT4G22200, KC1/AT4G30960) identified from the PlantCellChat K+ pathway da</w:t>
-      </w:r>
-      <w:r>
-        <w:rPr>
-          <w:rFonts w:ascii="Arial" w:hAnsi="Arial" w:cs="Arial"/>
-        </w:rPr>
-        <w:t>tabase. The CBL9-CIPK23-AKT1 crosstalk edge was added based on literature evidence. The resulting 27-node, 67-edge network was visualized using ggpathway (ggraph + igraph) with stress-majorization layout (graphlayouts::layout_with_stress, seed = 42). Co-ex</w:t>
-      </w:r>
-      <w:r>
-        <w:rPr>
-          <w:rFonts w:ascii="Arial" w:hAnsi="Arial" w:cs="Arial"/>
-        </w:rPr>
-        <w:t>pression was computed as Pearson correlation of normalized expression across all cells and per cell type. Cell-cell communication strength for Ca2+ and K+ pathways was extracted from PlantCellChat outputs and aggregated into 5x5 source-target matrices. The</w:t>
-      </w:r>
-      <w:r>
-        <w:rPr>
-          <w:rFonts w:ascii="Arial" w:hAnsi="Arial" w:cs="Arial"/>
-        </w:rPr>
-        <w:t xml:space="preserve"> CCC circuit diagram was rendered as a circular network with Ca2+ </w:t>
-      </w:r>
-      <w:r>
-        <w:rPr>
-          <w:rFonts w:ascii="Arial" w:hAnsi="Arial" w:cs="Arial"/>
-        </w:rPr>
-        <w:lastRenderedPageBreak/>
-        <w:t>(blue) and K+ (green) edges. Spatial visualization used ggPlantmap seedling (ggPm.At.seedling.saltdrought), root tip longitudinal (ggPm.At.roottip.longitudinal), and leaf cross-section (ggPm</w:t>
-      </w:r>
-      <w:r>
-        <w:rPr>
-          <w:rFonts w:ascii="Arial" w:hAnsi="Arial" w:cs="Arial"/>
-        </w:rPr>
-        <w:t>.At.leaf.crosssection) maps, with cell-type mean expression mapped to organ regions as a proxy (cotyledon = mesophyll + guard average; hypocotyl = epidermal + stele average; root = stele + meristematic average). Marker-based organ inference was tested usin</w:t>
-      </w:r>
-      <w:r>
-        <w:rPr>
-          <w:rFonts w:ascii="Arial" w:hAnsi="Arial" w:cs="Arial"/>
-        </w:rPr>
-        <w:t>g 15 tissue-specific markers but was not reliable in this whole-seedling atlas. A two-panel Figure 8 was constructed to summarize the cascade. Panel a comprises two sub-panels: (a1) a focused 12-node CBL9–CIPK23–AKT1 cascade network built with ggpathway (g</w:t>
-      </w:r>
-      <w:r>
-        <w:rPr>
-          <w:rFonts w:ascii="Arial" w:hAnsi="Arial" w:cs="Arial"/>
-        </w:rPr>
-        <w:t>graph + igraph, graphlayouts::layout_with_stress, seed = 42), with nodes colored by functional type and sized by guard cell expression, and key co-expression correlations labeled on edges; (a2) a ggPlantmap leaf cross-section (ggPm.At.leaf.crosssection) sh</w:t>
-      </w:r>
-      <w:r>
-        <w:rPr>
-          <w:rFonts w:ascii="Arial" w:hAnsi="Arial" w:cs="Arial"/>
-        </w:rPr>
-        <w:t>owing Ca²</w:t>
+        <w:t>Gene identifiers were assigned from TAIR AGI loci and cross-checked against the PlantCellChat Arabidopsis database (corrected mapping provided in the companion repository). The Ca²⁺ pathway was expanded to include six K⁺ channels (AKT1/AT2G26650, AKT2/AT4G22200, GORK/AT5G37500, KAT1/AT5G46240, KAT2/AT4G18290, KC1/AT4G32650). Edges were taken from PlantCellChat ligand–receptor interactions for the Ca²⁺ and K⁺ pathways; the CBL1–CIPK23–AKT1 relationship was present in the database and additionally supported by the literature [12,13]. The resulting 27-node, 56-edge network was drawn with ggpathway (ggraph + igraph, graphlayouts::layout_with_stress, seed = 42), nodes coloured by functional class and sized by mean expression. Per-cell-type mean expression and percentage expressing were computed from the log-normalised atlas; gene–gene co-expression was computed as Pearson correlation across all cells and within each cell type. Communication strengths for the Ca²⁺ and K⁺ pathways were aggregated into 5 × 5 source–target matrices. Spatial visualisation used ggPlantmap with cell-type mean expression mapped to organ regions as a proxy (cotyledon = mesophyll + guard; hypocotyl = epidermal + stele; root = stele + meristematic).</w:t>
+      </w:r>
+      <w:r>
+        <w:rPr>
+          <w:rFonts w:ascii="Arial" w:hAnsi="Arial" w:cs="Arial"/>
+        </w:rPr>
+      </w:r>
+      <w:r>
+        <w:rPr>
+          <w:rFonts w:ascii="Arial" w:hAnsi="Arial" w:cs="Arial"/>
+        </w:rPr>
+      </w:r>
+      <w:r>
+        <w:rPr>
+          <w:rFonts w:ascii="Arial" w:hAnsi="Arial" w:cs="Arial"/>
+        </w:rPr>
+      </w:r>
+      <w:r>
+        <w:rPr>
+          <w:rFonts w:ascii="Arial" w:hAnsi="Arial" w:cs="Arial"/>
+        </w:rPr>
+      </w:r>
+      <w:r>
+        <w:rPr>
+          <w:rFonts w:ascii="Arial" w:hAnsi="Arial" w:cs="Arial"/>
+        </w:rPr>
+      </w:r>
+      <w:r>
+        <w:rPr>
+          <w:rFonts w:ascii="Arial" w:hAnsi="Arial" w:cs="Arial"/>
+        </w:rPr>
+      </w:r>
+      <w:r>
+        <w:rPr>
+          <w:rFonts w:ascii="Arial" w:hAnsi="Arial" w:cs="Arial"/>
+        </w:rPr>
+      </w:r>
+      <w:r>
+        <w:rPr>
+          <w:rFonts w:ascii="Arial" w:hAnsi="Arial" w:cs="Arial"/>
+        </w:rPr>
       </w:r>
       <w:r>
         <w:rPr>
           <w:rFonts w:ascii="Cambria Math" w:hAnsi="Cambria Math" w:cs="Cambria Math"/>
         </w:rPr>
-        <w:t>⁺</w:t>
-      </w:r>
-      <w:r>
-        <w:rPr>
-          <w:rFonts w:ascii="Arial" w:hAnsi="Arial" w:cs="Arial"/>
-        </w:rPr>
-        <w:t xml:space="preserve"> CCC outgoing strength (blue gradient) and AKT1 expression (green gradient) per cell type, with ROI mapping: epidermis.stomata → Guard, Parenchima.palisade/sponge → Mesophyll, epidermis.adaxial/abaxial → Epidermal, vascularbundle.* → Stele. Panel</w:t>
-      </w:r>
-      <w:r>
-        <w:rPr>
-          <w:rFonts w:ascii="Arial" w:hAnsi="Arial" w:cs="Arial"/>
-        </w:rPr>
-        <w:t xml:space="preserve"> b is a matplotlib Sankey diagram of the molecular cascade with guard cell expression values as flow widths and column headers indicating cascade stages. Three supplementary ggPlantmap figures were generated: (S3a) seed developmental series (ggPm.At.seed.d</w:t>
-      </w:r>
-      <w:r>
-        <w:rPr>
-          <w:rFonts w:ascii="Arial" w:hAnsi="Arial" w:cs="Arial"/>
-        </w:rPr>
-        <w:t xml:space="preserve">evseries, 5 stages) showing CBL9, CIPK23, and AKT1 expression with proxy cell-type mapping (Embryo Proper → Meristematic; Endosperm → Stele/Mesophyll; Seed Coat → Epidermal); (S3b) root mature cross-section (ggPm.At.rootmatur.crosssection, 8 ROIs) showing </w:t>
-      </w:r>
-      <w:r>
-        <w:rPr>
-          <w:rFonts w:ascii="Arial" w:hAnsi="Arial" w:cs="Arial"/>
-        </w:rPr>
-        <w:t>Ca²</w:t>
+      </w:r>
+      <w:r>
+        <w:rPr>
+          <w:rFonts w:ascii="Arial" w:hAnsi="Arial" w:cs="Arial"/>
+        </w:rPr>
+      </w:r>
+      <w:r>
+        <w:rPr>
+          <w:rFonts w:ascii="Arial" w:hAnsi="Arial" w:cs="Arial"/>
+        </w:rPr>
+      </w:r>
+      <w:r>
+        <w:rPr>
+          <w:rFonts w:ascii="Arial" w:hAnsi="Arial" w:cs="Arial"/>
+        </w:rPr>
+      </w:r>
+      <w:r>
+        <w:rPr>
+          <w:rFonts w:ascii="Arial" w:hAnsi="Arial" w:cs="Arial"/>
+        </w:rPr>
       </w:r>
       <w:r>
         <w:rPr>
           <w:rFonts w:ascii="Cambria Math" w:hAnsi="Cambria Math" w:cs="Cambria Math"/>
         </w:rPr>
-        <w:t>⁺</w:t>
-      </w:r>
-      <w:r>
-        <w:rPr>
-          <w:rFonts w:ascii="Arial" w:hAnsi="Arial" w:cs="Arial"/>
-        </w:rPr>
-        <w:t>/K</w:t>
+      </w:r>
+      <w:r>
+        <w:rPr>
+          <w:rFonts w:ascii="Arial" w:hAnsi="Arial" w:cs="Arial"/>
+        </w:rPr>
       </w:r>
       <w:r>
         <w:rPr>
           <w:rFonts w:ascii="Cambria Math" w:hAnsi="Cambria Math" w:cs="Cambria Math"/>
         </w:rPr>
-        <w:t>⁺</w:t>
-      </w:r>
-      <w:r>
-        <w:rPr>
-          <w:rFonts w:ascii="Arial" w:hAnsi="Arial" w:cs="Arial"/>
-        </w:rPr>
-        <w:t xml:space="preserve"> CCC strength and AKT1/CBL9 expression with proxy mapping (Atrichoblast/Trichoblast → Epidermal; Cortex/Endodermis → Mesophyll; Pericycle/Phloem/Xylem → Stele; Procambium → Meristematic); (S3c) young seedling (ggPm.At.seedling.saltdrought, all 12 RO</w:t>
-      </w:r>
-      <w:r>
-        <w:rPr>
-          <w:rFonts w:ascii="Arial" w:hAnsi="Arial" w:cs="Arial"/>
-        </w:rPr>
-        <w:t>Is) showing Ca²</w:t>
+      </w:r>
+      <w:r>
+        <w:rPr>
+          <w:rFonts w:ascii="Arial" w:hAnsi="Arial" w:cs="Arial"/>
+        </w:rPr>
+      </w:r>
+      <w:r>
+        <w:rPr>
+          <w:rFonts w:ascii="Arial" w:hAnsi="Arial" w:cs="Arial"/>
+        </w:rPr>
       </w:r>
       <w:r>
         <w:rPr>
           <w:rFonts w:ascii="Cambria Math" w:hAnsi="Cambria Math" w:cs="Cambria Math"/>
         </w:rPr>
-        <w:t>⁺</w:t>
-      </w:r>
-      <w:r>
-        <w:rPr>
-          <w:rFonts w:ascii="Arial" w:hAnsi="Arial" w:cs="Arial"/>
-        </w:rPr>
-        <w:t>/K</w:t>
+      </w:r>
+      <w:r>
+        <w:rPr>
+          <w:rFonts w:ascii="Arial" w:hAnsi="Arial" w:cs="Arial"/>
+        </w:rPr>
       </w:r>
       <w:r>
         <w:rPr>
           <w:rFonts w:ascii="Cambria Math" w:hAnsi="Cambria Math" w:cs="Cambria Math"/>
         </w:rPr>
-        <w:t>⁺</w:t>
-      </w:r>
-      <w:r>
-        <w:rPr>
-          <w:rFonts w:ascii="Arial" w:hAnsi="Arial" w:cs="Arial"/>
-        </w:rPr>
-        <w:t xml:space="preserve"> CCC strength and AKT1/CBL9 expression with organ-level proxy mapping.</w:t>
+      </w:r>
+      <w:r>
+        <w:rPr>
+          <w:rFonts w:ascii="Arial" w:hAnsi="Arial" w:cs="Arial"/>
+        </w:rPr>
       </w:r>
     </w:p>
     <w:p>
@@ -2585,7 +2540,7 @@
           <w:rFonts w:ascii="Arial" w:hAnsi="Arial" w:cs="Arial"/>
           <w:sz w:val="20"/>
         </w:rPr>
-        <w:t xml:space="preserve">a) Expanded Ca2+/K+ pathway network (27 nodes, 67 edges) visualized with </w:t>
+        <w:t>a) Ca²⁺/K⁺ pathway network (27 nodes, 56 edges; ggpathway, stress-majorization layout). Ca²⁺ edges blue, K⁺ edges green, CBL1–CIPK23–AKT1 crosstalk orange; node colour = functional class, node size = mean expression across the atlas. b) Pearson co-expression of the 25 circuit genes across all cells; correlations are weak (|r| &lt; 0.1 for nearly all pairs). c) ggPlantmap seedling maps of circuit genes (AKT1, CBL9, CIPK23, CML24, KC1, CDPK3) by cell-type proxy; CIPK23 shows guard/epidermal enrichment and AKT1 epidermal enrichment. d) Cell-to-cell Ca²⁺ (blue) and K⁺ (green) communication strength between the five cell types; guard cells are the dominant Ca²⁺ source (outgoing 57.1), epidermal cells the primary K⁺ source.</w:t>
       </w:r>
       <w:proofErr w:type="spellStart"/>
       <w:r>
@@ -2593,7 +2548,6 @@
           <w:rFonts w:ascii="Arial" w:hAnsi="Arial" w:cs="Arial"/>
           <w:sz w:val="20"/>
         </w:rPr>
-        <w:t>ggpathway</w:t>
       </w:r>
       <w:proofErr w:type="spellEnd"/>
       <w:r>
@@ -2601,7 +2555,6 @@
           <w:rFonts w:ascii="Arial" w:hAnsi="Arial" w:cs="Arial"/>
           <w:sz w:val="20"/>
         </w:rPr>
-        <w:t xml:space="preserve"> (stress-</w:t>
       </w:r>
       <w:proofErr w:type="spellStart"/>
       <w:r>
@@ -2609,7 +2562,6 @@
           <w:rFonts w:ascii="Arial" w:hAnsi="Arial" w:cs="Arial"/>
           <w:sz w:val="20"/>
         </w:rPr>
-        <w:t>majorization</w:t>
       </w:r>
       <w:proofErr w:type="spellEnd"/>
       <w:r>
@@ -2617,7 +2569,6 @@
           <w:rFonts w:ascii="Arial" w:hAnsi="Arial" w:cs="Arial"/>
           <w:sz w:val="20"/>
         </w:rPr>
-        <w:t xml:space="preserve"> layout). Ca2+ edges in blue, K+ edges in green, crosstalk edge (CBL9-AKT1) in orange. Node color indicates type (CBL sensors, CIPK kinases, </w:t>
       </w:r>
       <w:proofErr w:type="spellStart"/>
       <w:r>
@@ -2625,7 +2576,6 @@
           <w:rFonts w:ascii="Arial" w:hAnsi="Arial" w:cs="Arial"/>
           <w:sz w:val="20"/>
         </w:rPr>
-        <w:t>CaM</w:t>
       </w:r>
       <w:proofErr w:type="spellEnd"/>
       <w:r>
@@ -2633,7 +2583,6 @@
           <w:rFonts w:ascii="Arial" w:hAnsi="Arial" w:cs="Arial"/>
           <w:sz w:val="20"/>
         </w:rPr>
-        <w:t xml:space="preserve">/CML sensors, CDPKs, K+ channels, targets, LASSO genes). b) Co-expression </w:t>
       </w:r>
       <w:proofErr w:type="spellStart"/>
       <w:r>
@@ -2641,7 +2590,6 @@
           <w:rFonts w:ascii="Arial" w:hAnsi="Arial" w:cs="Arial"/>
           <w:sz w:val="20"/>
         </w:rPr>
-        <w:t>heatmap</w:t>
       </w:r>
       <w:proofErr w:type="spellEnd"/>
       <w:r>
@@ -2649,7 +2597,6 @@
           <w:rFonts w:ascii="Arial" w:hAnsi="Arial" w:cs="Arial"/>
           <w:sz w:val="20"/>
         </w:rPr>
-        <w:t xml:space="preserve"> of 25 Ca2+/K+ genes across five cell types, showing cell-type-specific co-expression modules. Guard cells (n = 89) show the strongest co-expression (CDPK4-ANNAT1 r = 0.56, CIPK23-CaM3 r = 0.46, CBL9-AKT1 r = 0.34). c) </w:t>
       </w:r>
       <w:proofErr w:type="spellStart"/>
       <w:r>
@@ -2657,7 +2604,6 @@
           <w:rFonts w:ascii="Arial" w:hAnsi="Arial" w:cs="Arial"/>
           <w:sz w:val="20"/>
         </w:rPr>
-        <w:t>ggPlantmap</w:t>
       </w:r>
       <w:proofErr w:type="spellEnd"/>
       <w:r>
@@ -2665,15 +2611,12 @@
           <w:rFonts w:ascii="Arial" w:hAnsi="Arial" w:cs="Arial"/>
           <w:sz w:val="20"/>
         </w:rPr>
-        <w:t xml:space="preserve"> seedling spatial map showing expression of six key circuit genes (AKT1, CBL9, CIPK23, CML24, KC1, CDPK3) projected onto cotyledon, hypocotyl, and root regions using cell-type expression as proxy. d) Cell-to-cell communication circuit diagram showing Ca2+ </w:t>
       </w:r>
       <w:r>
         <w:rPr>
           <w:rFonts w:ascii="Arial" w:hAnsi="Arial" w:cs="Arial"/>
           <w:sz w:val="20"/>
         </w:rPr>
-        <w:lastRenderedPageBreak/>
-        <w:t>(blue) and K+ (green) signaling strength between five cell types. Guard cells are the dominant Ca2+ source (total outgoing strength 57.1); epidermal cells are the primary K+ source.</w:t>
       </w:r>
     </w:p>
     <w:p>
@@ -2713,7 +2656,7 @@
           <w:b/>
           <w:sz w:val="20"/>
         </w:rPr>
-        <w:t>Figure 8. CBL9–CIPK23–AKT1 cascade: KEGG systems biology context, spatial expression, and molecular cascade.</w:t>
+        <w:t>Figure 8. CBL1–CIPK23–AKT1 cascade: KEGG systems biology context, spatial expression, and molecular cascade.</w:t>
       </w:r>
     </w:p>
     <w:p>
@@ -2728,7 +2671,7 @@
           <w:rFonts w:ascii="Arial" w:hAnsi="Arial" w:cs="Arial"/>
           <w:sz w:val="20"/>
         </w:rPr>
-        <w:t>a) Left sub-panel (</w:t>
+        <w:t>a) ggPlantmap leaf cross-sections of (i) CIPK23 expression (guard-highest, mean 0.333) and (ii) AKT1 expression (epidermal-highest, 0.367), showing the kinase and its channel target across leaf cell types. b) Molecular-cascade Sankey from Ca²⁺ through calcium sensors (CBL1, CBL9, CaM3, CML24) and kinases (CIPK23, CDPK3, CDPK4) to effectors (AKT1, ANNAT1, KC1) and K⁺ uptake; flow widths are proportional to guard-cell expression. Column headers indicate cascade stages (Signal, Sensors, Kinases, Channels, Output).</w:t>
       </w:r>
       <w:proofErr w:type="spellStart"/>
       <w:r>
@@ -2736,7 +2679,6 @@
           <w:rFonts w:ascii="Arial" w:hAnsi="Arial" w:cs="Arial"/>
           <w:sz w:val="20"/>
         </w:rPr>
-        <w:t>i</w:t>
       </w:r>
       <w:proofErr w:type="spellEnd"/>
       <w:r>
@@ -2744,7 +2686,6 @@
           <w:rFonts w:ascii="Arial" w:hAnsi="Arial" w:cs="Arial"/>
           <w:sz w:val="20"/>
         </w:rPr>
-        <w:t xml:space="preserve">): </w:t>
       </w:r>
       <w:proofErr w:type="spellStart"/>
       <w:r>
@@ -2752,7 +2693,6 @@
           <w:rFonts w:ascii="Arial" w:hAnsi="Arial" w:cs="Arial"/>
           <w:sz w:val="20"/>
         </w:rPr>
-        <w:t>ggKEGG</w:t>
       </w:r>
       <w:proofErr w:type="spellEnd"/>
       <w:r>
@@ -2760,7 +2700,6 @@
           <w:rFonts w:ascii="Arial" w:hAnsi="Arial" w:cs="Arial"/>
           <w:sz w:val="20"/>
         </w:rPr>
-        <w:t xml:space="preserve"> systems biology overlay on the Arabidopsis KEGG pathway ath04075 (Plant hormone signal transduction). Nodes containing CIPK23/CDPK3/CDPK4 are highlighted in blue; CaM3/CaM7 nodes are highlighted in pink. The bar chart inset shows guard cell mean expression for all 11 circuit genes; blue bars indicate genes present in ath04075, grey bars indicate genes added as custom overlay nodes (CBL9, CBL1, CBL2, CML24, AKT1, KC1, ANNAT1). Middle sub-panels: </w:t>
       </w:r>
       <w:proofErr w:type="spellStart"/>
       <w:r>
@@ -2768,7 +2707,6 @@
           <w:rFonts w:ascii="Arial" w:hAnsi="Arial" w:cs="Arial"/>
           <w:sz w:val="20"/>
         </w:rPr>
-        <w:t>ggPlantmap</w:t>
       </w:r>
       <w:proofErr w:type="spellEnd"/>
       <w:r>
@@ -2776,7 +2714,6 @@
           <w:rFonts w:ascii="Arial" w:hAnsi="Arial" w:cs="Arial"/>
           <w:sz w:val="20"/>
         </w:rPr>
-        <w:t xml:space="preserve"> leaf cross-sections showing spatial expression across four cell types (Guard, Mesophyll, Epidermal, Stele) mapped from the </w:t>
       </w:r>
       <w:proofErr w:type="spellStart"/>
       <w:r>
@@ -2784,7 +2721,6 @@
           <w:rFonts w:ascii="Arial" w:hAnsi="Arial" w:cs="Arial"/>
           <w:sz w:val="20"/>
         </w:rPr>
-        <w:t>Shahan</w:t>
       </w:r>
       <w:proofErr w:type="spellEnd"/>
       <w:r>
@@ -2792,35 +2728,30 @@
           <w:rFonts w:ascii="Arial" w:hAnsi="Arial" w:cs="Arial"/>
           <w:sz w:val="20"/>
         </w:rPr>
-        <w:t xml:space="preserve"> et al. 2022 whole-seedling atlas. Sub-panel (ii): CIPK23 expression (orange gradient; Epidermal/Meristematic highest, mean = 0.139/0.151), showing that the Ca²</w:t>
       </w:r>
       <w:r>
         <w:rPr>
           <w:rFonts w:ascii="Cambria Math" w:hAnsi="Cambria Math" w:cs="Cambria Math"/>
           <w:sz w:val="20"/>
         </w:rPr>
-        <w:t>⁺</w:t>
       </w:r>
       <w:r>
         <w:rPr>
           <w:rFonts w:ascii="Arial" w:hAnsi="Arial" w:cs="Arial"/>
           <w:sz w:val="20"/>
         </w:rPr>
-        <w:t>-activated kinase is broadly expressed across leaf cell types. Sub-panel (iii): AKT1 expression (green gradient; Epidermal highest, mean = 0.367), confirming that the K</w:t>
       </w:r>
       <w:r>
         <w:rPr>
           <w:rFonts w:ascii="Cambria Math" w:hAnsi="Cambria Math" w:cs="Cambria Math"/>
           <w:sz w:val="20"/>
         </w:rPr>
-        <w:t>⁺</w:t>
       </w:r>
       <w:r>
         <w:rPr>
           <w:rFonts w:ascii="Arial" w:hAnsi="Arial" w:cs="Arial"/>
           <w:sz w:val="20"/>
         </w:rPr>
-        <w:t xml:space="preserve"> channel target of CIPK23 phosphorylation is most abundant in epidermal cells. Together, sub-panels (</w:t>
       </w:r>
       <w:proofErr w:type="spellStart"/>
       <w:r>
@@ -2828,7 +2759,6 @@
           <w:rFonts w:ascii="Arial" w:hAnsi="Arial" w:cs="Arial"/>
           <w:sz w:val="20"/>
         </w:rPr>
-        <w:t>i</w:t>
       </w:r>
       <w:proofErr w:type="spellEnd"/>
       <w:r>
@@ -2836,63 +2766,54 @@
           <w:rFonts w:ascii="Arial" w:hAnsi="Arial" w:cs="Arial"/>
           <w:sz w:val="20"/>
         </w:rPr>
-        <w:t>)–(iii) complete the CBL9→CIPK23→AKT1 spatial story: Ca²</w:t>
       </w:r>
       <w:r>
         <w:rPr>
           <w:rFonts w:ascii="Cambria Math" w:hAnsi="Cambria Math" w:cs="Cambria Math"/>
           <w:sz w:val="20"/>
         </w:rPr>
-        <w:t>⁺</w:t>
       </w:r>
       <w:r>
         <w:rPr>
           <w:rFonts w:ascii="Arial" w:hAnsi="Arial" w:cs="Arial"/>
           <w:sz w:val="20"/>
         </w:rPr>
-        <w:t xml:space="preserve"> signal is sensed by CBL9 (guard cells), activates CIPK23 (broadly expressed, epidermal/meristematic highest), which phosphorylates AKT1 (epidermal highest) to drive K</w:t>
       </w:r>
       <w:r>
         <w:rPr>
           <w:rFonts w:ascii="Cambria Math" w:hAnsi="Cambria Math" w:cs="Cambria Math"/>
           <w:sz w:val="20"/>
         </w:rPr>
-        <w:t>⁺</w:t>
       </w:r>
       <w:r>
         <w:rPr>
           <w:rFonts w:ascii="Arial" w:hAnsi="Arial" w:cs="Arial"/>
           <w:sz w:val="20"/>
         </w:rPr>
-        <w:t xml:space="preserve"> uptake. b) Molecular cascade: Sankey diagram tracing the CBL9–CIPK23–AKT1 pathway from Ca²</w:t>
       </w:r>
       <w:r>
         <w:rPr>
           <w:rFonts w:ascii="Cambria Math" w:hAnsi="Cambria Math" w:cs="Cambria Math"/>
           <w:sz w:val="20"/>
         </w:rPr>
-        <w:t>⁺</w:t>
       </w:r>
       <w:r>
         <w:rPr>
           <w:rFonts w:ascii="Arial" w:hAnsi="Arial" w:cs="Arial"/>
           <w:sz w:val="20"/>
         </w:rPr>
-        <w:t xml:space="preserve"> entry through calcium sensors (CBL1, CBL9, CaM3, CML24) to kinases (CIPK23, CDPK3, CDPK4) to effectors (AKT1, ANNAT1, KC1) and K</w:t>
       </w:r>
       <w:r>
         <w:rPr>
           <w:rFonts w:ascii="Cambria Math" w:hAnsi="Cambria Math" w:cs="Cambria Math"/>
           <w:sz w:val="20"/>
         </w:rPr>
-        <w:t>⁺</w:t>
       </w:r>
       <w:r>
         <w:rPr>
           <w:rFonts w:ascii="Arial" w:hAnsi="Arial" w:cs="Arial"/>
           <w:sz w:val="20"/>
         </w:rPr>
-        <w:t xml:space="preserve"> uptake. Flow widths are proportional to guard cell expression values. Column headers indicate cascade stages (Signal, Sensors, Kinases, Channels, Output). Key co-expression correlations are labeled on selected edges (CDPK4–ANNAT1 r = 0.56, CaM3–CDPK4 r = 0.15, CML24–KC1 r = −0.18).</w:t>
       </w:r>
     </w:p>
     <w:p>
@@ -3187,25 +3108,22 @@
         <w:rPr>
           <w:rFonts w:ascii="Arial" w:hAnsi="Arial" w:cs="Arial"/>
         </w:rPr>
-        <w:t>a) Expanded Ca2+/K+ pathway network (27 nodes, 67 edges) visualized with ggpathway (stress-majorization layout). Ca2+ edges in blue, K+ edges in green, crosstalk edge (CBL9-AKT1) in orange. Node color indicates type (CBL sensors, CIPK kinase</w:t>
-      </w:r>
-      <w:r>
-        <w:rPr>
-          <w:rFonts w:ascii="Arial" w:hAnsi="Arial" w:cs="Arial"/>
-        </w:rPr>
-        <w:t>s, CaM/CML sensors, CDPKs, K+ channels, targets, LASSO genes). b) Co-expression heatmap of 25 Ca2+/K+ genes across five cell types, showing cell-type-specific co-expression modules. Guard cells (n = 89) show the strongest co-expression (CDPK4-ANNAT1 r = 0.</w:t>
-      </w:r>
-      <w:r>
-        <w:rPr>
-          <w:rFonts w:ascii="Arial" w:hAnsi="Arial" w:cs="Arial"/>
-        </w:rPr>
-        <w:t>56, CIPK23-CaM3 r = 0.46, CBL9-AKT1 r = 0.34). c) ggPlantmap seedling spatial map showing expression of six key circuit genes (AKT1, CBL9, CIPK23, CML24, KC1, CDPK3) projected onto cotyledon, hypocotyl, and root regions using cell-type expression as proxy.</w:t>
-      </w:r>
-      <w:r>
-        <w:rPr>
-          <w:rFonts w:ascii="Arial" w:hAnsi="Arial" w:cs="Arial"/>
-        </w:rPr>
-        <w:t xml:space="preserve"> d) Cell-to-cell communication circuit diagram showing Ca2+ (blue) and K+ (green) signaling strength between five cell types. Guard cells are the dominant Ca2+ source (total outgoing strength 57.1); epidermal cells are the primary K+ source.</w:t>
+        <w:t>a) Ca²⁺/K⁺ pathway network (27 nodes, 56 edges; ggpathway, stress-majorization layout). Ca²⁺ edges blue, K⁺ edges green, CBL1–CIPK23–AKT1 crosstalk orange; node colour = functional class, node size = mean expression across the atlas. b) Pearson co-expression of the 25 circuit genes across all cells; correlations are weak (|r| &lt; 0.1 for nearly all pairs). c) ggPlantmap seedling maps of circuit genes (AKT1, CBL9, CIPK23, CML24, KC1, CDPK3) by cell-type proxy; CIPK23 shows guard/epidermal enrichment and AKT1 epidermal enrichment. d) Cell-to-cell Ca²⁺ (blue) and K⁺ (green) communication strength between the five cell types; guard cells are the dominant Ca²⁺ source (outgoing 57.1), epidermal cells the primary K⁺ source.</w:t>
+      </w:r>
+      <w:r>
+        <w:rPr>
+          <w:rFonts w:ascii="Arial" w:hAnsi="Arial" w:cs="Arial"/>
+        </w:rPr>
+      </w:r>
+      <w:r>
+        <w:rPr>
+          <w:rFonts w:ascii="Arial" w:hAnsi="Arial" w:cs="Arial"/>
+        </w:rPr>
+      </w:r>
+      <w:r>
+        <w:rPr>
+          <w:rFonts w:ascii="Arial" w:hAnsi="Arial" w:cs="Arial"/>
+        </w:rPr>
       </w:r>
     </w:p>
     <w:p>
@@ -3220,148 +3138,126 @@
           <w:rFonts w:ascii="Arial" w:hAnsi="Arial" w:cs="Arial"/>
           <w:b/>
         </w:rPr>
-        <w:t>Figure 8. CBL9</w:t>
+        <w:t>Figure 8. CBL1–CIPK23–AKT1 cascade: KEGG systems biology context, spatial expression, and molecular cascade.</w:t>
       </w:r>
       <w:r>
         <w:rPr>
           <w:rFonts w:ascii="Arial" w:hAnsi="Arial" w:cs="Arial"/>
           <w:b/>
         </w:rPr>
-        <w:t>–CIPK23–AKT1 cascade: KEGG systems biology context, spatial expression, and molecular cascade.</w:t>
-      </w:r>
-    </w:p>
-    <w:p>
-      <w:pPr>
-        <w:rPr>
-          <w:rFonts w:ascii="Arial" w:hAnsi="Arial" w:cs="Arial"/>
-        </w:rPr>
-      </w:pPr>
-      <w:r>
-        <w:rPr>
-          <w:rFonts w:ascii="Arial" w:hAnsi="Arial" w:cs="Arial"/>
-        </w:rPr>
-        <w:t>a) Left sub-panel (i): ggKEGG systems biology overlay on the Arabidopsis KEGG pathway ath04075 (Plant hormone signal transduction). Nodes containing CIPK23/CDPK3</w:t>
-      </w:r>
-      <w:r>
-        <w:rPr>
-          <w:rFonts w:ascii="Arial" w:hAnsi="Arial" w:cs="Arial"/>
-        </w:rPr>
-        <w:t>/CDPK4 are highlighted in blue; CaM3/CaM7 nodes are highlighted in pink. The bar chart inset shows guard cell mean expression for all 11 circuit genes; blue bars indicate genes present in ath04075, grey bars indicate genes added as custom overlay nodes (CB</w:t>
-      </w:r>
-      <w:r>
-        <w:rPr>
-          <w:rFonts w:ascii="Arial" w:hAnsi="Arial" w:cs="Arial"/>
-        </w:rPr>
-        <w:t>L9, CBL1, CBL2, CML24, AKT1, KC1, ANNAT1). Middle sub-panels: ggPlantmap leaf cross-sections showing spatial expression across four cell types (Guard, Mesophyll, Epidermal, Stele) mapped from the Shahan et al. 2022 whole-seedling atlas. Sub-panel (ii): CIP</w:t>
-      </w:r>
-      <w:r>
-        <w:rPr>
-          <w:rFonts w:ascii="Arial" w:hAnsi="Arial" w:cs="Arial"/>
-        </w:rPr>
-        <w:t>K23 expression (orange gradient; Epidermal/Meristematic highest, mean = 0.139/0.151), showing that the Ca²</w:t>
+      </w:r>
+    </w:p>
+    <w:p>
+      <w:pPr>
+        <w:rPr>
+          <w:rFonts w:ascii="Arial" w:hAnsi="Arial" w:cs="Arial"/>
+        </w:rPr>
+      </w:pPr>
+      <w:r>
+        <w:rPr>
+          <w:rFonts w:ascii="Arial" w:hAnsi="Arial" w:cs="Arial"/>
+        </w:rPr>
+        <w:t>a) ggPlantmap leaf cross-sections of (i) CIPK23 expression (guard-highest, mean 0.333) and (ii) AKT1 expression (epidermal-highest, 0.367), showing the kinase and its channel target across leaf cell types. b) Molecular-cascade Sankey from Ca²⁺ through calcium sensors (CBL1, CBL9, CaM3, CML24) and kinases (CIPK23, CDPK3, CDPK4) to effectors (AKT1, ANNAT1, KC1) and K⁺ uptake; flow widths are proportional to guard-cell expression. Column headers indicate cascade stages (Signal, Sensors, Kinases, Channels, Output).</w:t>
+      </w:r>
+      <w:r>
+        <w:rPr>
+          <w:rFonts w:ascii="Arial" w:hAnsi="Arial" w:cs="Arial"/>
+        </w:rPr>
+      </w:r>
+      <w:r>
+        <w:rPr>
+          <w:rFonts w:ascii="Arial" w:hAnsi="Arial" w:cs="Arial"/>
+        </w:rPr>
+      </w:r>
+      <w:r>
+        <w:rPr>
+          <w:rFonts w:ascii="Arial" w:hAnsi="Arial" w:cs="Arial"/>
+        </w:rPr>
       </w:r>
       <w:r>
         <w:rPr>
           <w:rFonts w:ascii="Cambria Math" w:hAnsi="Cambria Math" w:cs="Cambria Math"/>
         </w:rPr>
-        <w:t>⁺</w:t>
-      </w:r>
-      <w:r>
-        <w:rPr>
-          <w:rFonts w:ascii="Arial" w:hAnsi="Arial" w:cs="Arial"/>
-        </w:rPr>
-        <w:t>-activated kinase is broadly expressed across leaf cell types. Sub-panel (iii): AKT1 expression (green gradient; Epidermal highest, mean = 0.367), co</w:t>
-      </w:r>
-      <w:r>
-        <w:rPr>
-          <w:rFonts w:ascii="Arial" w:hAnsi="Arial" w:cs="Arial"/>
-        </w:rPr>
-        <w:t>nfirming that the K</w:t>
+      </w:r>
+      <w:r>
+        <w:rPr>
+          <w:rFonts w:ascii="Arial" w:hAnsi="Arial" w:cs="Arial"/>
+        </w:rPr>
+      </w:r>
+      <w:r>
+        <w:rPr>
+          <w:rFonts w:ascii="Arial" w:hAnsi="Arial" w:cs="Arial"/>
+        </w:rPr>
       </w:r>
       <w:r>
         <w:rPr>
           <w:rFonts w:ascii="Cambria Math" w:hAnsi="Cambria Math" w:cs="Cambria Math"/>
         </w:rPr>
-        <w:t>⁺</w:t>
-      </w:r>
-      <w:r>
-        <w:rPr>
-          <w:rFonts w:ascii="Arial" w:hAnsi="Arial" w:cs="Arial"/>
-        </w:rPr>
-        <w:t xml:space="preserve"> channel target of CIPK23 phosphorylation is most abundant in epidermal cells. Together, sub-panels </w:t>
-      </w:r>
-      <w:r>
-        <w:rPr>
-          <w:rFonts w:ascii="Arial" w:hAnsi="Arial" w:cs="Arial"/>
-        </w:rPr>
-        <w:lastRenderedPageBreak/>
-        <w:t>(i)–(iii) complete the CBL9→CIPK23→AKT1 spatial story: Ca²</w:t>
+      </w:r>
+      <w:r>
+        <w:rPr>
+          <w:rFonts w:ascii="Arial" w:hAnsi="Arial" w:cs="Arial"/>
+        </w:rPr>
+      </w:r>
+      <w:r>
+        <w:rPr>
+          <w:rFonts w:ascii="Arial" w:hAnsi="Arial" w:cs="Arial"/>
+        </w:rPr>
       </w:r>
       <w:r>
         <w:rPr>
           <w:rFonts w:ascii="Cambria Math" w:hAnsi="Cambria Math" w:cs="Cambria Math"/>
         </w:rPr>
-        <w:t>⁺</w:t>
-      </w:r>
-      <w:r>
-        <w:rPr>
-          <w:rFonts w:ascii="Arial" w:hAnsi="Arial" w:cs="Arial"/>
-        </w:rPr>
-        <w:t xml:space="preserve"> signal is sensed by CBL9 (guard cells), activates CIPK23 (broadly expressed,</w:t>
-      </w:r>
-      <w:r>
-        <w:rPr>
-          <w:rFonts w:ascii="Arial" w:hAnsi="Arial" w:cs="Arial"/>
-        </w:rPr>
-        <w:t xml:space="preserve"> epidermal/meristematic highest), which phosphorylates AKT1 (epidermal highest) to drive K</w:t>
+      </w:r>
+      <w:r>
+        <w:rPr>
+          <w:rFonts w:ascii="Arial" w:hAnsi="Arial" w:cs="Arial"/>
+        </w:rPr>
+      </w:r>
+      <w:r>
+        <w:rPr>
+          <w:rFonts w:ascii="Arial" w:hAnsi="Arial" w:cs="Arial"/>
+        </w:rPr>
       </w:r>
       <w:r>
         <w:rPr>
           <w:rFonts w:ascii="Cambria Math" w:hAnsi="Cambria Math" w:cs="Cambria Math"/>
         </w:rPr>
-        <w:t>⁺</w:t>
-      </w:r>
-      <w:r>
-        <w:rPr>
-          <w:rFonts w:ascii="Arial" w:hAnsi="Arial" w:cs="Arial"/>
-        </w:rPr>
-        <w:t xml:space="preserve"> uptake. b) Molecular cascade: Sankey diagram tracing the CBL9–CIPK23–AKT1 pathway from Ca²</w:t>
+      </w:r>
+      <w:r>
+        <w:rPr>
+          <w:rFonts w:ascii="Arial" w:hAnsi="Arial" w:cs="Arial"/>
+        </w:rPr>
       </w:r>
       <w:r>
         <w:rPr>
           <w:rFonts w:ascii="Cambria Math" w:hAnsi="Cambria Math" w:cs="Cambria Math"/>
         </w:rPr>
-        <w:t>⁺</w:t>
-      </w:r>
-      <w:r>
-        <w:rPr>
-          <w:rFonts w:ascii="Arial" w:hAnsi="Arial" w:cs="Arial"/>
-        </w:rPr>
-        <w:t xml:space="preserve"> entry through calcium sensors (CBL1, CBL9, CaM3, CML24) to kinases (CIPK</w:t>
-      </w:r>
-      <w:r>
-        <w:rPr>
-          <w:rFonts w:ascii="Arial" w:hAnsi="Arial" w:cs="Arial"/>
-        </w:rPr>
-        <w:t>23, CDPK3, CDPK4) to effectors (AKT1, ANNAT1, KC1) and K</w:t>
+      </w:r>
+      <w:r>
+        <w:rPr>
+          <w:rFonts w:ascii="Arial" w:hAnsi="Arial" w:cs="Arial"/>
+        </w:rPr>
+      </w:r>
+      <w:r>
+        <w:rPr>
+          <w:rFonts w:ascii="Arial" w:hAnsi="Arial" w:cs="Arial"/>
+        </w:rPr>
       </w:r>
       <w:r>
         <w:rPr>
           <w:rFonts w:ascii="Cambria Math" w:hAnsi="Cambria Math" w:cs="Cambria Math"/>
         </w:rPr>
-        <w:t>⁺</w:t>
-      </w:r>
-      <w:r>
-        <w:rPr>
-          <w:rFonts w:ascii="Arial" w:hAnsi="Arial" w:cs="Arial"/>
-        </w:rPr>
-        <w:t xml:space="preserve"> uptake. Flow widths are proportional to guard cell expression values. Column headers indicate cascade stages (Signal, Sensors, Kinases, Channels, Output). Key co-expression correlations are labeled </w:t>
-      </w:r>
-      <w:r>
-        <w:rPr>
-          <w:rFonts w:ascii="Arial" w:hAnsi="Arial" w:cs="Arial"/>
-        </w:rPr>
-        <w:t>on selected edges (CDPK4–ANNAT1 r = 0.56, CaM3–CDPK4 r = 0.15, CML24–KC1 r = −0.18).</w:t>
+      </w:r>
+      <w:r>
+        <w:rPr>
+          <w:rFonts w:ascii="Arial" w:hAnsi="Arial" w:cs="Arial"/>
+        </w:rPr>
+      </w:r>
+      <w:r>
+        <w:rPr>
+          <w:rFonts w:ascii="Arial" w:hAnsi="Arial" w:cs="Arial"/>
+        </w:rPr>
       </w:r>
     </w:p>
     <w:p>
@@ -4067,28 +3963,25 @@
           <w:rFonts w:ascii="Arial" w:hAnsi="Arial"/>
           <w:sz w:val="20"/>
         </w:rPr>
-        <w:t>OSDR data are available from the NASA Open Science Data Repository (visualization.osdr.nasa.gov/biodata/api/). The</w:t>
+        <w:t>OSDR data are available from the NASA Open Science Data Repository (visualization.osdr.nasa.gov/biodata/api/). The seed-to-seed atlas is available from GEO (accession GSE226097). scPlantLLM is available from GitHub (github.com/compbioNJU/scPlantLLM). PlantCellChat is available from GitHub (github.com/mrliuw/PlantCellChat). ggPlantmap is available from GitHub (github.com/leonardojo/ggPlantmap). All analysis code, generated figures, data tables, and supplementary materials are available in the companion repository (github.com/dr-richard-barker/arabidopsis-spaceflight-omics) and will be archived on Zenodo with a DOI upon acceptance. Detailed methods including the scPlantLLM weight conversion code, all analysis parameters, and software versions are provided in Supplementary Methods.</w:t>
       </w:r>
       <w:r>
         <w:rPr>
           <w:rFonts w:ascii="Arial" w:hAnsi="Arial"/>
           <w:sz w:val="20"/>
         </w:rPr>
-        <w:t xml:space="preserve"> seed-to-seed atlas is available from GEO (accession GSE226097). scPlantLLM is available from GitHub (github.com/compbioNJU/scPlantLLM). PlantCellChat is available from GitHub (github.com/mrliuw/PlantCellChat). ggPlantmap is available from GitHub (github.c</w:t>
       </w:r>
       <w:r>
         <w:rPr>
           <w:rFonts w:ascii="Arial" w:hAnsi="Arial"/>
           <w:sz w:val="20"/>
         </w:rPr>
-        <w:t>om/leonardojo/ggPlantmap). All analysis code, generated figures, data tables, and supplementary materials are available in the companion repository (github.com/rbarker/arabidopsis-spaceflight-omics) and will be archived on Zenodo with a DOI upon acceptance</w:t>
       </w:r>
       <w:r>
         <w:rPr>
           <w:rFonts w:ascii="Arial" w:hAnsi="Arial"/>
           <w:sz w:val="20"/>
         </w:rPr>
-        <w:t>. Detailed methods including the scPlantLLM weight conversion code, all analysis parameters, and software versions are provided in Supplementary Methods.</w:t>
       </w:r>
     </w:p>
     <w:p>
